--- a/reports/decision_worksheet_P5.docx
+++ b/reports/decision_worksheet_P5.docx
@@ -16,7 +16,7 @@
         <w:rPr>
           <w:b w:val="0"/>
         </w:rPr>
-        <w:t xml:space="preserve">Tarkan Eyerci · 13.10.2026 · Evidence: FAFB 783, annotations v3.2.0, Buhmann synapses, from the cache in this repository. MaleCNS evidence is pending until the neuPrint token is available. "Central" means </w:t>
+        <w:t xml:space="preserve">Tarkan Eyerci · 14.10.2026 · Evidence: FAFB 783, annotations v3.2.0, Buhmann synapses, and MaleCNS v1.0 (Traced, confidence ≥ 0.5; brain part where compared with FAFB), from the caches in this repository. The hemibrain (E6 only) is the public v1.2 export. "Central" means </w:t>
       </w:r>
       <w:r>
         <w:rPr>
@@ -202,19 +202,55 @@
               <w:rPr>
                 <w:b w:val="0"/>
               </w:rPr>
-              <w:t xml:space="preserve">FAFB source columns printed in </w:t>
+              <w:t xml:space="preserve">Both sources map onto all 20 columns (README source tables). MaleCNS fills the cross-dataset columns that P5 matches through: </w:t>
             </w:r>
             <w:r>
               <w:rPr>
                 <w:b w:val="0"/>
               </w:rPr>
-              <w:t>reports/week2_fafb.md</w:t>
+              <w:t>flywire_type</w:t>
             </w:r>
             <w:r>
               <w:rPr>
                 <w:b w:val="0"/>
               </w:rPr>
-              <w:t>; MaleCNS pending</w:t>
+              <w:t xml:space="preserve"> 141,169 of 165,122 neurons, </w:t>
+            </w:r>
+            <w:r>
+              <w:rPr>
+                <w:b w:val="0"/>
+              </w:rPr>
+              <w:t>hemibrain_type</w:t>
+            </w:r>
+            <w:r>
+              <w:rPr>
+                <w:b w:val="0"/>
+              </w:rPr>
+              <w:t xml:space="preserve"> 32,919, </w:t>
+            </w:r>
+            <w:r>
+              <w:rPr>
+                <w:b w:val="0"/>
+              </w:rPr>
+              <w:t>manc_type</w:t>
+            </w:r>
+            <w:r>
+              <w:rPr>
+                <w:b w:val="0"/>
+              </w:rPr>
+              <w:t xml:space="preserve"> 22,743. </w:t>
+            </w:r>
+            <w:r>
+              <w:rPr>
+                <w:b w:val="0"/>
+              </w:rPr>
+              <w:t>cell_class</w:t>
+            </w:r>
+            <w:r>
+              <w:rPr>
+                <w:b w:val="0"/>
+              </w:rPr>
+              <w:t xml:space="preserve"> is missing for 85% of MaleCNS neurons</w:t>
             </w:r>
           </w:p>
         </w:tc>
@@ -394,7 +430,31 @@
               <w:rPr>
                 <w:b w:val="0"/>
               </w:rPr>
-              <w:t xml:space="preserve"> + 14 unannotated edge ids)</w:t>
+              <w:t xml:space="preserve"> + 14 unannotated edge ids). MaleCNS (</w:t>
+            </w:r>
+            <w:r>
+              <w:rPr>
+                <w:b w:val="0"/>
+              </w:rPr>
+              <w:t>somaSide</w:t>
+            </w:r>
+            <w:r>
+              <w:rPr>
+                <w:b w:val="0"/>
+              </w:rPr>
+              <w:t xml:space="preserve">, else </w:t>
+            </w:r>
+            <w:r>
+              <w:rPr>
+                <w:b w:val="0"/>
+              </w:rPr>
+              <w:t>rootSide</w:t>
+            </w:r>
+            <w:r>
+              <w:rPr>
+                <w:b w:val="0"/>
+              </w:rPr>
+              <w:t>): left 81,362, right 82,738, center 392, unknown 630</w:t>
             </w:r>
           </w:p>
         </w:tc>
@@ -466,19 +526,55 @@
               <w:rPr>
                 <w:b w:val="0"/>
               </w:rPr>
-              <w:t xml:space="preserve">FAFB median confidence 0.686 (10th percentile 0.448); a 0.6 cutoff removes </w:t>
+              <w:t xml:space="preserve">Median confidence: FAFB 0.686 (10th percentile 0.448), MaleCNS </w:t>
             </w:r>
             <w:r>
               <w:rPr>
                 <w:b/>
               </w:rPr>
-              <w:t>33.7%</w:t>
+              <w:t>0.937</w:t>
             </w:r>
             <w:r>
               <w:rPr>
                 <w:b w:val="0"/>
               </w:rPr>
-              <w:t xml:space="preserve"> of FAFB; MaleCNS pending</w:t>
+              <w:t xml:space="preserve"> (0.754). A 0.6 cutoff removes </w:t>
+            </w:r>
+            <w:r>
+              <w:rPr>
+                <w:b/>
+              </w:rPr>
+              <w:t>33.9%</w:t>
+            </w:r>
+            <w:r>
+              <w:rPr>
+                <w:b w:val="0"/>
+              </w:rPr>
+              <w:t xml:space="preserve"> of FAFB predictions but only </w:t>
+            </w:r>
+            <w:r>
+              <w:rPr>
+                <w:b/>
+              </w:rPr>
+              <w:t>1.8%</w:t>
+            </w:r>
+            <w:r>
+              <w:rPr>
+                <w:b w:val="0"/>
+              </w:rPr>
+              <w:t xml:space="preserve"> of MaleCNS ones; MaleCNS unknown 14,867 (14,365 </w:t>
+            </w:r>
+            <w:r>
+              <w:rPr>
+                <w:b w:val="0"/>
+              </w:rPr>
+              <w:t>unclear</w:t>
+            </w:r>
+            <w:r>
+              <w:rPr>
+                <w:b w:val="0"/>
+              </w:rPr>
+              <w:t xml:space="preserve"> + 502 without a prediction)</w:t>
             </w:r>
           </w:p>
         </w:tc>
@@ -958,7 +1054,7 @@
               <w:rPr>
                 <w:b w:val="0"/>
               </w:rPr>
-              <w:t>Central: edges 537,059; isolated 4,652 (10.2%); median out-degree 6 (vs 98 at τ = 1). Recurrence: 1 synapse 32%, 5–9 84%, 10–19 94%</w:t>
+              <w:t>Central: edges 537,059; isolated 4,652 (10.2%); median out-degree 6 (vs 98 at τ = 1). Recurrence: 1 synapse 32%, 5–9 84%, 10–19 94%. MaleCNS (E5 supplement): 10–19 92%. Between animals (E6): 10–19 recurs 89% female–female and 90% female–male on the same types</w:t>
             </w:r>
           </w:p>
         </w:tc>
@@ -1192,7 +1288,19 @@
               <w:rPr>
                 <w:b w:val="0"/>
               </w:rPr>
-              <w:t>; super_class undercounts optic (55.7%)</w:t>
+              <w:t xml:space="preserve">; MaleCNS 67.6% / 27.7% / </w:t>
+            </w:r>
+            <w:r>
+              <w:rPr>
+                <w:b/>
+              </w:rPr>
+              <w:t>4.6%</w:t>
+            </w:r>
+            <w:r>
+              <w:rPr>
+                <w:b w:val="0"/>
+              </w:rPr>
+              <w:t>. super_class undercounts optic in both (55.7%, 62.7%)</w:t>
             </w:r>
           </w:p>
         </w:tc>
@@ -1264,7 +1372,7 @@
               <w:rPr>
                 <w:b w:val="0"/>
               </w:rPr>
-              <w:t>E5: 1-synapse recurrence is 32% for central vs 46% for optic, so a pooled figure would mostly describe the optic lobes</w:t>
+              <w:t>E5: 1-synapse recurrence is 32% for central vs 46% for optic (MaleCNS 32% vs 45%), so a pooled figure would mostly describe the optic lobes</w:t>
             </w:r>
           </w:p>
         </w:tc>
@@ -1348,7 +1456,19 @@
               <w:rPr>
                 <w:b w:val="0"/>
               </w:rPr>
-              <w:t xml:space="preserve"> of central neurons (11,268) have a top-vs-second gap below 0.10 (E1)</w:t>
+              <w:t xml:space="preserve"> of central neurons (11,268) have a top-vs-second gap below 0.10 (E1); MaleCNS 72 ties, </w:t>
+            </w:r>
+            <w:r>
+              <w:rPr>
+                <w:b/>
+              </w:rPr>
+              <w:t>20%</w:t>
+            </w:r>
+            <w:r>
+              <w:rPr>
+                <w:b w:val="0"/>
+              </w:rPr>
+              <w:t xml:space="preserve"> (8,677)</w:t>
             </w:r>
           </w:p>
         </w:tc>
@@ -1819,7 +1939,67 @@
         <w:rPr>
           <w:b w:val="0"/>
         </w:rPr>
-        <w:t xml:space="preserve"> can be filled from Zenodo's per-neuron counts.</w:t>
+        <w:t xml:space="preserve"> can be filled from Zenodo's per-neuron counts. From the MaleCNS fetch: a provisional </w:t>
+      </w:r>
+      <w:r>
+        <w:rPr>
+          <w:b w:val="0"/>
+        </w:rPr>
+        <w:t>super_class</w:t>
+      </w:r>
+      <w:r>
+        <w:rPr>
+          <w:b w:val="0"/>
+        </w:rPr>
+        <w:t xml:space="preserve"> mapping (</w:t>
+      </w:r>
+      <w:r>
+        <w:rPr>
+          <w:b w:val="0"/>
+        </w:rPr>
+        <w:t>vnc_intrinsic</w:t>
+      </w:r>
+      <w:r>
+        <w:rPr>
+          <w:b w:val="0"/>
+        </w:rPr>
+        <w:t xml:space="preserve">, </w:t>
+      </w:r>
+      <w:r>
+        <w:rPr>
+          <w:b w:val="0"/>
+        </w:rPr>
+        <w:t>ENS</w:t>
+      </w:r>
+      <w:r>
+        <w:rPr>
+          <w:b w:val="0"/>
+        </w:rPr>
+        <w:t xml:space="preserve"> and the 110 efferent neurons need a decision); 34 nerve-cord region names that </w:t>
+      </w:r>
+      <w:r>
+        <w:rPr>
+          <w:b w:val="0"/>
+        </w:rPr>
+        <w:t>add_provisional_flags</w:t>
+      </w:r>
+      <w:r>
+        <w:rPr>
+          <w:b w:val="0"/>
+        </w:rPr>
+        <w:t xml:space="preserve"> rejects (they belong in its </w:t>
+      </w:r>
+      <w:r>
+        <w:rPr>
+          <w:b w:val="0"/>
+        </w:rPr>
+        <w:t>nerve_cord</w:t>
+      </w:r>
+      <w:r>
+        <w:rPr>
+          <w:b w:val="0"/>
+        </w:rPr>
+        <w:t xml:space="preserve"> argument, as one agreed list); MaleCNS has no AMMC, OCG or GA neuropil, so region comparisons need a common list; and the median type-pair synapse total is 1.75× (MaleCNS) and 2× (hemibrain) FAFB's, so an absolute τ is likely a different label across datasets (step 15).</w:t>
       </w:r>
     </w:p>
     <w:sectPr>

--- a/reports/decision_worksheet_P5.docx
+++ b/reports/decision_worksheet_P5.docx
@@ -6,7 +6,7 @@
       <w:r>
         <w:rPr>
           <w:b/>
-          <w:sz w:val="22"/>
+          <w:sz w:val="21"/>
         </w:rPr>
         <w:t>Pre-Session Decision Worksheet — Weeks 2 and 3 (Project 5)</w:t>
       </w:r>
@@ -16,7 +16,7 @@
         <w:rPr>
           <w:b w:val="0"/>
         </w:rPr>
-        <w:t xml:space="preserve">Tarkan Eyerci · 14.10.2026 · Evidence: FAFB 783, annotations v3.2.0, Buhmann synapses, and MaleCNS v1.0 (Traced, confidence ≥ 0.5; brain part where compared with FAFB), from the caches in this repository. The hemibrain (E6 only) is the public v1.2 export. "Central" means </w:t>
+        <w:t xml:space="preserve">Tarkan Eyerci · 15.10.2026 · Evidence: FAFB 783, annotations v3.2.0, Buhmann synapses, and MaleCNS v1.0 (Traced, confidence ≥ 0.5; brain part where compared with FAFB), from the caches in this repository. The hemibrain (E6 only) is the public v1.2 export. "Central" means </w:t>
       </w:r>
       <w:r>
         <w:rPr>
@@ -1402,7 +1402,7 @@
               <w:rPr>
                 <w:b w:val="0"/>
               </w:rPr>
-              <w:t>Most synapses (inputs + outputs, all synapses); ties → most input synapses → alphabetical</w:t>
+              <w:t>Most synapses, counting connections on both sides (MaleCNS roiInfo upstream + downstream, FAFB per-neuron counts, all partners); a label outside the named neuropils can win, with region_group unknown (agreed in the group, 2026-10-15; two rows to add to eda_shared); ties → more input synapses → alphabetical</w:t>
             </w:r>
           </w:p>
         </w:tc>
@@ -1416,7 +1416,7 @@
               <w:rPr>
                 <w:b w:val="0"/>
               </w:rPr>
-              <w:t>weak</w:t>
+              <w:t>strong (tie rule: weak)</w:t>
             </w:r>
           </w:p>
         </w:tc>
@@ -1430,7 +1430,7 @@
               <w:rPr>
                 <w:b w:val="0"/>
               </w:rPr>
-              <w:t>It needs no extra data, and the tie rule is deterministic</w:t>
+              <w:t>Both datasets must count the same unit, and FAFB counts connections; an input tie-break settles ties by data, not by spelling</w:t>
             </w:r>
           </w:p>
         </w:tc>
@@ -1444,7 +1444,7 @@
               <w:rPr>
                 <w:b w:val="0"/>
               </w:rPr>
-              <w:t xml:space="preserve">232 exact ties; </w:t>
+              <w:t xml:space="preserve">FlyWire per-neuron output and input totals are equal (130,054,535 each). E1 (central neurons, named neuropils): </w:t>
             </w:r>
             <w:r>
               <w:rPr>
@@ -1456,7 +1456,7 @@
               <w:rPr>
                 <w:b w:val="0"/>
               </w:rPr>
-              <w:t xml:space="preserve"> of central neurons (11,268) have a top-vs-second gap below 0.10 (E1); MaleCNS 72 ties, </w:t>
+              <w:t xml:space="preserve"> (FAFB, 11,268) and </w:t>
             </w:r>
             <w:r>
               <w:rPr>
@@ -1468,7 +1468,55 @@
               <w:rPr>
                 <w:b w:val="0"/>
               </w:rPr>
-              <w:t xml:space="preserve"> (8,677)</w:t>
+              <w:t xml:space="preserve"> (MaleCNS, 8,682) have a top-vs-second gap below 0.10. Exact ties in the region assignment (all neurons, all partners): FAFB 232, MaleCNS 90; more input synapses settles </w:t>
+            </w:r>
+            <w:r>
+              <w:rPr>
+                <w:b/>
+              </w:rPr>
+              <w:t>223 of the 232</w:t>
+            </w:r>
+            <w:r>
+              <w:rPr>
+                <w:b w:val="0"/>
+              </w:rPr>
+              <w:t xml:space="preserve"> FAFB ties (153 differ from alphabetical). Alphabetical is fragile: respelling </w:t>
+            </w:r>
+            <w:r>
+              <w:rPr>
+                <w:b w:val="0"/>
+              </w:rPr>
+              <w:t>&lt;unspecified&gt;</w:t>
+            </w:r>
+            <w:r>
+              <w:rPr>
+                <w:b w:val="0"/>
+              </w:rPr>
+              <w:t xml:space="preserve"> moved 6 MaleCNS neurons. 750 MaleCNS neurons get an unspecified brain label as region (230 more </w:t>
+            </w:r>
+            <w:r>
+              <w:rPr>
+                <w:b w:val="0"/>
+              </w:rPr>
+              <w:t>VNC-unspecified</w:t>
+            </w:r>
+            <w:r>
+              <w:rPr>
+                <w:b w:val="0"/>
+              </w:rPr>
+              <w:t>, nerve cord) and 6 FAFB neurons UNASGD (</w:t>
+            </w:r>
+            <w:r>
+              <w:rPr>
+                <w:b w:val="0"/>
+              </w:rPr>
+              <w:t>reports/region_rules.md</w:t>
+            </w:r>
+            <w:r>
+              <w:rPr>
+                <w:b w:val="0"/>
+              </w:rPr>
+              <w:t>)</w:t>
             </w:r>
           </w:p>
         </w:tc>
@@ -1927,7 +1975,7 @@
         <w:rPr>
           <w:b w:val="0"/>
         </w:rPr>
-        <w:t xml:space="preserve">; FAFB </w:t>
+        <w:t xml:space="preserve"> (spelled UNASGD here; eda_shared then gives it in_brain False); FAFB </w:t>
       </w:r>
       <w:r>
         <w:rPr>
@@ -2380,7 +2428,7 @@
     </w:pPr>
     <w:rPr>
       <w:rFonts w:ascii="Calibri" w:hAnsi="Calibri"/>
-      <w:sz w:val="14"/>
+      <w:sz w:val="13"/>
     </w:rPr>
   </w:style>
   <w:style w:type="paragraph" w:styleId="Header">

--- a/reports/decision_worksheet_P5.docx
+++ b/reports/decision_worksheet_P5.docx
@@ -1054,7 +1054,7 @@
               <w:rPr>
                 <w:b w:val="0"/>
               </w:rPr>
-              <w:t>Central: edges 537,059; isolated 4,652 (10.2%); median out-degree 6 (vs 98 at τ = 1). Recurrence: 1 synapse 32%, 5–9 84%, 10–19 94%. MaleCNS (E5 supplement): 10–19 92%. Between animals (E6): 10–19 recurs 89% female–female and 90% female–male on the same types</w:t>
+              <w:t>Central: edges 537,059; isolated 4,652 (10.2%); median out-degree 6 (vs 98 at τ = 1). Recurrence: 1 synapse 32%, 5–9 84%, 10–19 94%. MaleCNS (E5 supplement): 10–19 92%. Between animals (E6): 10–19 recurs 89.5% female–female and 89.7% female–male on the same types</w:t>
             </w:r>
           </w:p>
         </w:tc>
